--- a/report/Polyester_Supply_Chain_Report.docx
+++ b/report/Polyester_Supply_Chain_Report.docx
@@ -131,7 +131,7 @@
         <w:rPr>
           <w:sz w:val="21"/>
         </w:rPr>
-        <w:t>Historical validation across 7 events achieves 100% directional accuracy and an overall Mean Absolute Error of 4.8 percentage points across 19 comparisons.</w:t>
+        <w:t>Historical validation across 7 events achieves 100% directional accuracy and an overall Mean Absolute Error of 3.9 percentage points across 19 comparisons.</w:t>
       </w:r>
     </w:p>
     <w:p>
@@ -1684,7 +1684,7 @@
               <w:rPr>
                 <w:sz w:val="17"/>
               </w:rPr>
-              <w:t>8.06</w:t>
+              <w:t>0.88</w:t>
             </w:r>
           </w:p>
         </w:tc>
@@ -1738,7 +1738,7 @@
               <w:rPr>
                 <w:sz w:val="17"/>
               </w:rPr>
-              <w:t>9.2</w:t>
+              <w:t>8.35</w:t>
             </w:r>
           </w:p>
         </w:tc>
@@ -1846,7 +1846,7 @@
               <w:rPr>
                 <w:sz w:val="17"/>
               </w:rPr>
-              <w:t>1.68</w:t>
+              <w:t>0.91</w:t>
             </w:r>
           </w:p>
         </w:tc>
@@ -2008,7 +2008,7 @@
               <w:rPr>
                 <w:sz w:val="17"/>
               </w:rPr>
-              <w:t>4.84</w:t>
+              <w:t>3.92</w:t>
             </w:r>
           </w:p>
         </w:tc>

--- a/report/Polyester_Supply_Chain_Report.docx
+++ b/report/Polyester_Supply_Chain_Report.docx
@@ -131,7 +131,7 @@
         <w:rPr>
           <w:sz w:val="21"/>
         </w:rPr>
-        <w:t>Historical validation across 7 events achieves 100% directional accuracy and an overall Mean Absolute Error of 3.9 percentage points across 19 comparisons.</w:t>
+        <w:t>Historical validation across 7 events achieves 100% directional accuracy and an overall Mean Absolute Error of 3.8 percentage points across 19 comparisons.</w:t>
       </w:r>
     </w:p>
     <w:p>
@@ -1792,7 +1792,7 @@
               <w:rPr>
                 <w:sz w:val="17"/>
               </w:rPr>
-              <w:t>0.57</w:t>
+              <w:t>0.0</w:t>
             </w:r>
           </w:p>
         </w:tc>
@@ -2008,7 +2008,7 @@
               <w:rPr>
                 <w:sz w:val="17"/>
               </w:rPr>
-              <w:t>3.92</w:t>
+              <w:t>3.83</w:t>
             </w:r>
           </w:p>
         </w:tc>
